--- a/word_reports/LP_0168_위치_355_Helen Reddy_You're My Wor.docx
+++ b/word_reports/LP_0168_위치_355_Helen Reddy_You're My Wor.docx
@@ -4,7 +4,7 @@
   <w:body>
     <w:p>
       <w:pPr>
-        <w:spacing w:after="280"/>
+        <w:spacing w:after="80"/>
       </w:pPr>
       <w:r>
         <w:rPr w:rFonts="맑은 고딕">
@@ -13,94 +13,47 @@
           <w:color w:val="1E3A8A"/>
           <w:sz w:val="30"/>
         </w:rPr>
-        <w:t>[355] Helen Reddy - You're My World</w:t>
+        <w:t>Helen Reddy (헬렌 레디) - You're My World</w:t>
       </w:r>
     </w:p>
     <w:p>
       <w:pPr>
-        <w:spacing w:after="320"/>
+        <w:spacing w:after="240"/>
       </w:pPr>
       <w:r>
         <w:rPr w:rFonts="맑은 고딕">
           <w:rFonts w:ascii="맑은 고딕" w:hAnsi="맑은 고딕" w:eastAsia="맑은 고딕"/>
           <w:b/>
-          <w:sz w:val="20"/>
+          <w:color w:val="4B5563"/>
+          <w:sz w:val="22"/>
         </w:rPr>
-        <w:t>■ 위치 : 355</w:t>
-        <w:br/>
-      </w:r>
-      <w:r>
-        <w:rPr w:rFonts="맑은 고딕">
-          <w:rFonts w:ascii="맑은 고딕" w:hAnsi="맑은 고딕" w:eastAsia="맑은 고딕"/>
-          <w:b/>
-          <w:sz w:val="20"/>
-        </w:rPr>
-        <w:t>■ 아티스트 : Helen Reddy</w:t>
-        <w:br/>
-      </w:r>
-      <w:r>
-        <w:rPr w:rFonts="맑은 고딕">
-          <w:rFonts w:ascii="맑은 고딕" w:hAnsi="맑은 고딕" w:eastAsia="맑은 고딕"/>
-          <w:b/>
-          <w:sz w:val="20"/>
-        </w:rPr>
-        <w:t>■ 앨범명 : You're My World</w:t>
-        <w:br/>
-      </w:r>
-      <w:r>
-        <w:rPr w:rFonts="맑은 고딕">
-          <w:rFonts w:ascii="맑은 고딕" w:hAnsi="맑은 고딕" w:eastAsia="맑은 고딕"/>
-          <w:b w:val="0"/>
-          <w:sz w:val="20"/>
-        </w:rPr>
-        <w:t>■ 음반 레이블 : Capitol Records</w:t>
-        <w:br/>
-      </w:r>
-      <w:r>
-        <w:rPr w:rFonts="맑은 고딕">
-          <w:rFonts w:ascii="맑은 고딕" w:hAnsi="맑은 고딕" w:eastAsia="맑은 고딕"/>
-          <w:b w:val="0"/>
-          <w:sz w:val="20"/>
-        </w:rPr>
-        <w:t>■ 발매년도 : 1977</w:t>
-        <w:br/>
-      </w:r>
-      <w:r>
-        <w:rPr w:rFonts="맑은 고딕">
-          <w:rFonts w:ascii="맑은 고딕" w:hAnsi="맑은 고딕" w:eastAsia="맑은 고딕"/>
-          <w:b w:val="0"/>
-          <w:sz w:val="20"/>
-        </w:rPr>
-        <w:t>■ 장르 : 팝, 어덜트 컨템포러리, 소프트 록 (Pop, Adult Contemporary, Soft Rock)</w:t>
-        <w:br/>
-      </w:r>
-      <w:r>
-        <w:rPr w:rFonts="맑은 고딕">
-          <w:rFonts w:ascii="맑은 고딕" w:hAnsi="맑은 고딕" w:eastAsia="맑은 고딕"/>
-          <w:b w:val="0"/>
-          <w:sz w:val="20"/>
-        </w:rPr>
-        <w:t>■ 주요 수록곡 : You're My World, I Am Woman, Delta Dawn, Angie Baby, Leave Me Alone (Ruby Red Dress), Ain't No Way to Treat a Lady</w:t>
-        <w:br/>
+        <w:t>위치 :  355</w:t>
       </w:r>
     </w:p>
     <w:p>
       <w:pPr>
-        <w:spacing w:after="160"/>
+        <w:spacing w:line="324" w:lineRule="auto" w:before="80" w:after="160"/>
       </w:pPr>
       <w:r>
         <w:rPr w:rFonts="맑은 고딕">
           <w:rFonts w:ascii="맑은 고딕" w:hAnsi="맑은 고딕" w:eastAsia="맑은 고딕"/>
           <w:b/>
           <w:color w:val="1F2937"/>
-          <w:sz w:val="24"/>
+          <w:sz w:val="22"/>
         </w:rPr>
-        <w:t>■ 음반 해설 및 감상 가이드</w:t>
+        <w:t xml:space="preserve">[음반 소개] </w:t>
+      </w:r>
+      <w:r>
+        <w:rPr w:rFonts="맑은 고딕">
+          <w:rFonts w:ascii="맑은 고딕" w:hAnsi="맑은 고딕" w:eastAsia="맑은 고딕"/>
+          <w:b w:val="0"/>
+          <w:sz w:val="21"/>
+        </w:rPr>
       </w:r>
     </w:p>
     <w:p>
       <w:pPr>
-        <w:spacing w:line="312" w:lineRule="auto" w:after="120"/>
+        <w:spacing w:line="324" w:lineRule="auto" w:after="120"/>
       </w:pPr>
       <w:r>
         <w:rPr w:rFonts="맑은 고딕">
@@ -108,51 +61,516 @@
           <w:b w:val="0"/>
           <w:sz w:val="21"/>
         </w:rPr>
-        <w:t>1970년대 어덜트 컨템포러리 팝 신(Scene)을 빛낸 거장 헬렌 레디(Helen Reddy)의 [You're My World]는 그녀의 세련된 음악적 감수성과 독보적인 보컬 스타일이 집약된 명반입니다. 강렬하면서도 우아한 여성상을 대변해 온 헬렌 레디는 이 앨범을 통해 클래시컬한 팝 사운드와 세련된 오케스트레이션 편곡의 정수를 보여줍니다. 1970년대 팝 음악의 황금기를 포착한 이 음반은 아티스트로서 그녀의 입지를 한층 더 단단하게 굳혀준 이정표와도 같습니다.</w:t>
+        <w:t>1970년대 팝 음악계의 독보적인 디바 헬렌 레디(Helen Reddy)의 웅장하면서도 섬세한 보컬 미학이 집약된 이 음반은, 이탈리아 칸초네의 드라마틱한 격정과 영미 팝의 세련미가 조우하는 감동의 정점을 선사합니다. 시대의 고단함을 포근하게 어루만지던 그녀의 청아하고도 기품 있는 음색은 유려한 오케스트레이션과 조화를 이루며 리스너의 심연을 따스하게 울립니다. 단순한 대중음악을 넘어 한 시대를 관통했던 낭만과 숭고한 사랑의 서사가 아날로그 그루브 속에 오롯이 새겨져 있는 품격 높은 명작입니다.</w:t>
       </w:r>
     </w:p>
     <w:p>
       <w:pPr>
-        <w:spacing w:line="312" w:lineRule="auto" w:after="120"/>
+        <w:spacing w:line="324" w:lineRule="auto" w:before="200" w:after="80"/>
       </w:pPr>
+      <w:r>
+        <w:rPr w:rFonts="맑은 고딕">
+          <w:rFonts w:ascii="맑은 고딕" w:hAnsi="맑은 고딕" w:eastAsia="맑은 고딕"/>
+          <w:b/>
+          <w:color w:val="1E3A8A"/>
+          <w:sz w:val="24"/>
+        </w:rPr>
+        <w:t>1. 음반 데이터</w:t>
+      </w:r>
+    </w:p>
+    <w:p>
+      <w:pPr>
+        <w:spacing w:line="324" w:lineRule="auto" w:after="80"/>
+      </w:pPr>
+      <w:r>
+        <w:rPr w:rFonts="맑은 고딕">
+          <w:rFonts w:ascii="맑은 고딕" w:hAnsi="맑은 고딕" w:eastAsia="맑은 고딕"/>
+          <w:b w:val="0"/>
+          <w:color w:val="6B7280"/>
+          <w:sz w:val="21"/>
+        </w:rPr>
+        <w:t xml:space="preserve">· </w:t>
+      </w:r>
+      <w:r>
+        <w:rPr w:rFonts="맑은 고딕">
+          <w:rFonts w:ascii="맑은 고딕" w:hAnsi="맑은 고딕" w:eastAsia="맑은 고딕"/>
+          <w:b/>
+          <w:color w:val="1F2937"/>
+          <w:sz w:val="21"/>
+        </w:rPr>
+        <w:t xml:space="preserve">앨범명: </w:t>
+      </w:r>
       <w:r>
         <w:rPr w:rFonts="맑은 고딕">
           <w:rFonts w:ascii="맑은 고딕" w:hAnsi="맑은 고딕" w:eastAsia="맑은 고딕"/>
           <w:b w:val="0"/>
           <w:sz w:val="21"/>
         </w:rPr>
-        <w:t>본 음반에서 가장 눈에 띄는 것은 단연 헬렌 레디의 명징하고 탄탄한 가창력입니다. 그녀의 목소리는 과도한 기교 없이도 또렷한 전달력과 깊은 울림을 선사하며, 관현악의 풍성한 사운드 속에서도 단연 돋보이는 존재감을 발휘합니다. 웅장한 스트링 섹션과 팝 악기 군의 정교한 밸런스는 당대 캘리포니아 캐피톨 스튜디오의 뛰어난 녹음 기술을 입증하며, LP 바이닐 특유의 따뜻하고 풍성한 질감으로 들었을 때 그 진가가 더욱 드러납니다.</w:t>
+        <w:t>You're My World</w:t>
       </w:r>
     </w:p>
     <w:p>
       <w:pPr>
-        <w:spacing w:line="312" w:lineRule="auto" w:after="120"/>
+        <w:spacing w:line="324" w:lineRule="auto" w:after="80"/>
       </w:pPr>
+      <w:r>
+        <w:rPr w:rFonts="맑은 고딕">
+          <w:rFonts w:ascii="맑은 고딕" w:hAnsi="맑은 고딕" w:eastAsia="맑은 고딕"/>
+          <w:b w:val="0"/>
+          <w:color w:val="6B7280"/>
+          <w:sz w:val="21"/>
+        </w:rPr>
+        <w:t xml:space="preserve">· </w:t>
+      </w:r>
+      <w:r>
+        <w:rPr w:rFonts="맑은 고딕">
+          <w:rFonts w:ascii="맑은 고딕" w:hAnsi="맑은 고딕" w:eastAsia="맑은 고딕"/>
+          <w:b/>
+          <w:color w:val="1F2937"/>
+          <w:sz w:val="21"/>
+        </w:rPr>
+        <w:t xml:space="preserve">아티스트: </w:t>
+      </w:r>
       <w:r>
         <w:rPr w:rFonts="맑은 고딕">
           <w:rFonts w:ascii="맑은 고딕" w:hAnsi="맑은 고딕" w:eastAsia="맑은 고딕"/>
           <w:b w:val="0"/>
           <w:sz w:val="21"/>
         </w:rPr>
-        <w:t>타이틀곡인 "You're My World"는 이탈리아 고전 팝 "Il Mio Mondo"를 재해석한 곡으로, 극적인 번안과 웅장한 크레센도 편곡을 통해 헬렌 레디표 압도적 발라드의 정점을 보여줍니다. 이와 함께 그녀를 시대의 아이콘으로 만들어 준 여성 임파워먼트의 상징적 트랙 "I Am Woman", 깊은 서사성과 세련된 감성의 "Delta Dawn"과 "Angie Baby" 등 수록곡 전반이 유기적으로 연결되어 완성도 높은 리스닝 경험을 제공합니다.</w:t>
+        <w:t>Helen Reddy (헬렌 레디)</w:t>
       </w:r>
     </w:p>
     <w:p>
       <w:pPr>
-        <w:spacing w:line="312" w:lineRule="auto" w:after="120"/>
+        <w:spacing w:line="324" w:lineRule="auto" w:after="80"/>
       </w:pPr>
+      <w:r>
+        <w:rPr w:rFonts="맑은 고딕">
+          <w:rFonts w:ascii="맑은 고딕" w:hAnsi="맑은 고딕" w:eastAsia="맑은 고딕"/>
+          <w:b w:val="0"/>
+          <w:color w:val="6B7280"/>
+          <w:sz w:val="21"/>
+        </w:rPr>
+        <w:t xml:space="preserve">· </w:t>
+      </w:r>
+      <w:r>
+        <w:rPr w:rFonts="맑은 고딕">
+          <w:rFonts w:ascii="맑은 고딕" w:hAnsi="맑은 고딕" w:eastAsia="맑은 고딕"/>
+          <w:b/>
+          <w:color w:val="1F2937"/>
+          <w:sz w:val="21"/>
+        </w:rPr>
+        <w:t xml:space="preserve">발매 정보: </w:t>
+      </w:r>
       <w:r>
         <w:rPr w:rFonts="맑은 고딕">
           <w:rFonts w:ascii="맑은 고딕" w:hAnsi="맑은 고딕" w:eastAsia="맑은 고딕"/>
           <w:b w:val="0"/>
           <w:sz w:val="21"/>
         </w:rPr>
-        <w:t>[You're My World]는 단순히 지나간 시절의 추억을 되살리는 앨범에 그치지 않고, 70년대 메인스트림 팝 음악이 다다랐던 품격과 예술적 성취를 증명하는 작품입니다. 턴테이블 위에서 회전하는 바이닐 바늘을 통해 전해지는 헬렌 레디의 당당하면서도 따뜻한 음색은 오늘날의 음악 팬들에게도 여전히 깊은 감동과 클래식한 매력을 선사합니다.</w:t>
+        <w:t>이탈리아의 명곡 'Il Mio Mondo'를 유려한 영미 팝 발라드로 재해석한 타이틀곡을 위시하여, 헬렌 레디의 완숙한 음악적 기량이 절정에 달했던 1970년대 중후반의 서정적 음악 세계를 집대성한 음반입니다. Capitol Records 특유의 섬세하고 풍성한 프로덕션 아래 성인 오리엔티드 팝(Adult Contemporary)의 정수를 구현해 냈습니다.</w:t>
+      </w:r>
+    </w:p>
+    <w:p>
+      <w:pPr>
+        <w:spacing w:line="324" w:lineRule="auto" w:after="80"/>
+      </w:pPr>
+      <w:r>
+        <w:rPr w:rFonts="맑은 고딕">
+          <w:rFonts w:ascii="맑은 고딕" w:hAnsi="맑은 고딕" w:eastAsia="맑은 고딕"/>
+          <w:b w:val="0"/>
+          <w:color w:val="6B7280"/>
+          <w:sz w:val="21"/>
+        </w:rPr>
+        <w:t xml:space="preserve">· </w:t>
+      </w:r>
+      <w:r>
+        <w:rPr w:rFonts="맑은 고딕">
+          <w:rFonts w:ascii="맑은 고딕" w:hAnsi="맑은 고딕" w:eastAsia="맑은 고딕"/>
+          <w:b/>
+          <w:color w:val="1F2937"/>
+          <w:sz w:val="21"/>
+        </w:rPr>
+        <w:t xml:space="preserve">LP 인기도(판매량): </w:t>
+      </w:r>
+      <w:r>
+        <w:rPr w:rFonts="맑은 고딕">
+          <w:rFonts w:ascii="맑은 고딕" w:hAnsi="맑은 고딕" w:eastAsia="맑은 고딕"/>
+          <w:b w:val="0"/>
+          <w:sz w:val="21"/>
+        </w:rPr>
+        <w:t>타이틀곡 'You're My World'는 빌보드 핫 100 차트 상위권 진입과 더불어 어덜트 컨템포러리 차트 정상을 석권하였으며, 앨범 역시 북미를 비롯해 호주와 유럽 등 글로벌 바이닐 차트에서 롱런 히트를 기록하며 골드 레코드 이상의 빛나는 상업적 성과를 거두었습니다.</w:t>
+      </w:r>
+    </w:p>
+    <w:p>
+      <w:pPr>
+        <w:spacing w:line="324" w:lineRule="auto" w:after="80"/>
+      </w:pPr>
+      <w:r>
+        <w:rPr w:rFonts="맑은 고딕">
+          <w:rFonts w:ascii="맑은 고딕" w:hAnsi="맑은 고딕" w:eastAsia="맑은 고딕"/>
+          <w:b w:val="0"/>
+          <w:color w:val="6B7280"/>
+          <w:sz w:val="21"/>
+        </w:rPr>
+        <w:t xml:space="preserve">· </w:t>
+      </w:r>
+      <w:r>
+        <w:rPr w:rFonts="맑은 고딕">
+          <w:rFonts w:ascii="맑은 고딕" w:hAnsi="맑은 고딕" w:eastAsia="맑은 고딕"/>
+          <w:b/>
+          <w:color w:val="1F2937"/>
+          <w:sz w:val="21"/>
+        </w:rPr>
+        <w:t xml:space="preserve">각종 수상경력: </w:t>
+      </w:r>
+      <w:r>
+        <w:rPr w:rFonts="맑은 고딕">
+          <w:rFonts w:ascii="맑은 고딕" w:hAnsi="맑은 고딕" w:eastAsia="맑은 고딕"/>
+          <w:b w:val="0"/>
+          <w:sz w:val="21"/>
+        </w:rPr>
+        <w:t>그래미 어워드 최우수 여성 팝 보컬리스트 수상에 빛나는 그녀의 보컬적 위상을 재확인시킨 작품으로, 아메리칸 뮤직 어워드(AMA) 노미네이트 등 당대 유수의 음악 평단과 대중 모두에게 찬사를 받았습니다.</w:t>
+      </w:r>
+    </w:p>
+    <w:p>
+      <w:pPr>
+        <w:spacing w:line="324" w:lineRule="auto" w:before="200" w:after="80"/>
+      </w:pPr>
+      <w:r>
+        <w:rPr w:rFonts="맑은 고딕">
+          <w:rFonts w:ascii="맑은 고딕" w:hAnsi="맑은 고딕" w:eastAsia="맑은 고딕"/>
+          <w:b/>
+          <w:color w:val="1E3A8A"/>
+          <w:sz w:val="24"/>
+        </w:rPr>
+        <w:t>2. 아티스트 정보</w:t>
+      </w:r>
+    </w:p>
+    <w:p>
+      <w:pPr>
+        <w:spacing w:line="324" w:lineRule="auto" w:after="80"/>
+      </w:pPr>
+      <w:r>
+        <w:rPr w:rFonts="맑은 고딕">
+          <w:rFonts w:ascii="맑은 고딕" w:hAnsi="맑은 고딕" w:eastAsia="맑은 고딕"/>
+          <w:b w:val="0"/>
+          <w:color w:val="6B7280"/>
+          <w:sz w:val="21"/>
+        </w:rPr>
+        <w:t xml:space="preserve">· </w:t>
+      </w:r>
+      <w:r>
+        <w:rPr w:rFonts="맑은 고딕">
+          <w:rFonts w:ascii="맑은 고딕" w:hAnsi="맑은 고딕" w:eastAsia="맑은 고딕"/>
+          <w:b/>
+          <w:color w:val="1F2937"/>
+          <w:sz w:val="21"/>
+        </w:rPr>
+        <w:t xml:space="preserve">국적: </w:t>
+      </w:r>
+      <w:r>
+        <w:rPr w:rFonts="맑은 고딕">
+          <w:rFonts w:ascii="맑은 고딕" w:hAnsi="맑은 고딕" w:eastAsia="맑은 고딕"/>
+          <w:b w:val="0"/>
+          <w:sz w:val="21"/>
+        </w:rPr>
+        <w:t>호주 / 미국</w:t>
+      </w:r>
+    </w:p>
+    <w:p>
+      <w:pPr>
+        <w:spacing w:line="324" w:lineRule="auto" w:after="80"/>
+      </w:pPr>
+      <w:r>
+        <w:rPr w:rFonts="맑은 고딕">
+          <w:rFonts w:ascii="맑은 고딕" w:hAnsi="맑은 고딕" w:eastAsia="맑은 고딕"/>
+          <w:b w:val="0"/>
+          <w:color w:val="6B7280"/>
+          <w:sz w:val="21"/>
+        </w:rPr>
+        <w:t xml:space="preserve">· </w:t>
+      </w:r>
+      <w:r>
+        <w:rPr w:rFonts="맑은 고딕">
+          <w:rFonts w:ascii="맑은 고딕" w:hAnsi="맑은 고딕" w:eastAsia="맑은 고딕"/>
+          <w:b/>
+          <w:color w:val="1F2937"/>
+          <w:sz w:val="21"/>
+        </w:rPr>
+        <w:t xml:space="preserve">생몰년도: </w:t>
+      </w:r>
+      <w:r>
+        <w:rPr w:rFonts="맑은 고딕">
+          <w:rFonts w:ascii="맑은 고딕" w:hAnsi="맑은 고딕" w:eastAsia="맑은 고딕"/>
+          <w:b w:val="0"/>
+          <w:sz w:val="21"/>
+        </w:rPr>
+        <w:t>1941년 ~ 2020년</w:t>
+      </w:r>
+    </w:p>
+    <w:p>
+      <w:pPr>
+        <w:spacing w:line="324" w:lineRule="auto" w:after="80"/>
+      </w:pPr>
+      <w:r>
+        <w:rPr w:rFonts="맑은 고딕">
+          <w:rFonts w:ascii="맑은 고딕" w:hAnsi="맑은 고딕" w:eastAsia="맑은 고딕"/>
+          <w:b w:val="0"/>
+          <w:color w:val="6B7280"/>
+          <w:sz w:val="21"/>
+        </w:rPr>
+        <w:t xml:space="preserve">· </w:t>
+      </w:r>
+      <w:r>
+        <w:rPr w:rFonts="맑은 고딕">
+          <w:rFonts w:ascii="맑은 고딕" w:hAnsi="맑은 고딕" w:eastAsia="맑은 고딕"/>
+          <w:b/>
+          <w:color w:val="1F2937"/>
+          <w:sz w:val="21"/>
+        </w:rPr>
+        <w:t xml:space="preserve">그룹 소속: </w:t>
+      </w:r>
+      <w:r>
+        <w:rPr w:rFonts="맑은 고딕">
+          <w:rFonts w:ascii="맑은 고딕" w:hAnsi="맑은 고딕" w:eastAsia="맑은 고딕"/>
+          <w:b w:val="0"/>
+          <w:sz w:val="21"/>
+        </w:rPr>
+        <w:t>솔로</w:t>
+      </w:r>
+    </w:p>
+    <w:p>
+      <w:pPr>
+        <w:spacing w:line="324" w:lineRule="auto" w:after="80"/>
+      </w:pPr>
+      <w:r>
+        <w:rPr w:rFonts="맑은 고딕">
+          <w:rFonts w:ascii="맑은 고딕" w:hAnsi="맑은 고딕" w:eastAsia="맑은 고딕"/>
+          <w:b w:val="0"/>
+          <w:color w:val="6B7280"/>
+          <w:sz w:val="21"/>
+        </w:rPr>
+        <w:t xml:space="preserve">· </w:t>
+      </w:r>
+      <w:r>
+        <w:rPr w:rFonts="맑은 고딕">
+          <w:rFonts w:ascii="맑은 고딕" w:hAnsi="맑은 고딕" w:eastAsia="맑은 고딕"/>
+          <w:b/>
+          <w:color w:val="1F2937"/>
+          <w:sz w:val="21"/>
+        </w:rPr>
+        <w:t xml:space="preserve">아티스트 소개: </w:t>
+      </w:r>
+      <w:r>
+        <w:rPr w:rFonts="맑은 고딕">
+          <w:rFonts w:ascii="맑은 고딕" w:hAnsi="맑은 고딕" w:eastAsia="맑은 고딕"/>
+          <w:b w:val="0"/>
+          <w:sz w:val="21"/>
+        </w:rPr>
+        <w:t>헬렌 레디는 시대적 송가 'I Am Woman'을 통해 여성의 주체성과 당당함을 노래하며 20세기 대중음악사의 흐름을 바꾼 전설적인 팝 아이콘입니다. 흔들림 없는 단단한 발성과 정교한 감정선, 그리고 청자의 마음을 파고드는 호소력 짙은 음색으로 소프트 록과 이지리스닝 장르를 아우르며 독보적인 음악적 성역을 구축했습니다.</w:t>
+      </w:r>
+    </w:p>
+    <w:p>
+      <w:pPr>
+        <w:spacing w:line="324" w:lineRule="auto" w:before="200" w:after="80"/>
+      </w:pPr>
+      <w:r>
+        <w:rPr w:rFonts="맑은 고딕">
+          <w:rFonts w:ascii="맑은 고딕" w:hAnsi="맑은 고딕" w:eastAsia="맑은 고딕"/>
+          <w:b/>
+          <w:color w:val="1E3A8A"/>
+          <w:sz w:val="24"/>
+        </w:rPr>
+        <w:t>3. 음반 상세 분석</w:t>
+      </w:r>
+    </w:p>
+    <w:p>
+      <w:pPr>
+        <w:spacing w:line="324" w:lineRule="auto" w:after="80"/>
+      </w:pPr>
+      <w:r>
+        <w:rPr w:rFonts="맑은 고딕">
+          <w:rFonts w:ascii="맑은 고딕" w:hAnsi="맑은 고딕" w:eastAsia="맑은 고딕"/>
+          <w:b w:val="0"/>
+          <w:color w:val="6B7280"/>
+          <w:sz w:val="21"/>
+        </w:rPr>
+        <w:t xml:space="preserve">· </w:t>
+      </w:r>
+      <w:r>
+        <w:rPr w:rFonts="맑은 고딕">
+          <w:rFonts w:ascii="맑은 고딕" w:hAnsi="맑은 고딕" w:eastAsia="맑은 고딕"/>
+          <w:b/>
+          <w:color w:val="1F2937"/>
+          <w:sz w:val="21"/>
+        </w:rPr>
+        <w:t xml:space="preserve">역사적 위치: </w:t>
+      </w:r>
+      <w:r>
+        <w:rPr w:rFonts="맑은 고딕">
+          <w:rFonts w:ascii="맑은 고딕" w:hAnsi="맑은 고딕" w:eastAsia="맑은 고딕"/>
+          <w:b w:val="0"/>
+          <w:sz w:val="21"/>
+        </w:rPr>
+        <w:t>본 음반은 1970년대 팝 오케스트레이션과 보컬 음악이 도달할 수 있는 가장 우아한 균형점을 제시합니다. 거대한 스트링 사운드 속에서도 결코 묻히지 않는 보컬의 입체감과 감정의 완급 조절은 여성 보컬 앨범이 지녀야 할 교과서적인 완성도를 보여주며, 시대를 초월한 스탠더드 팝의 고전으로 평가받습니다.</w:t>
+      </w:r>
+    </w:p>
+    <w:p>
+      <w:pPr>
+        <w:spacing w:line="324" w:lineRule="auto" w:after="80"/>
+      </w:pPr>
+      <w:r>
+        <w:rPr w:rFonts="맑은 고딕">
+          <w:rFonts w:ascii="맑은 고딕" w:hAnsi="맑은 고딕" w:eastAsia="맑은 고딕"/>
+          <w:b w:val="0"/>
+          <w:color w:val="6B7280"/>
+          <w:sz w:val="21"/>
+        </w:rPr>
+        <w:t xml:space="preserve">· </w:t>
+      </w:r>
+      <w:r>
+        <w:rPr w:rFonts="맑은 고딕">
+          <w:rFonts w:ascii="맑은 고딕" w:hAnsi="맑은 고딕" w:eastAsia="맑은 고딕"/>
+          <w:b/>
+          <w:color w:val="1F2937"/>
+          <w:sz w:val="21"/>
+        </w:rPr>
+        <w:t xml:space="preserve">시대의 흔적(스토리텔링): </w:t>
+      </w:r>
+      <w:r>
+        <w:rPr w:rFonts="맑은 고딕">
+          <w:rFonts w:ascii="맑은 고딕" w:hAnsi="맑은 고딕" w:eastAsia="맑은 고딕"/>
+          <w:b w:val="0"/>
+          <w:sz w:val="21"/>
+        </w:rPr>
+        <w:t>1970년대 후반의 격변과 방황 속에서 청춘들에게 헬렌 레디의 목소리는 한 줄기 온기이자 안식처였습니다. 라디오 다이얼 너머로 울려 퍼지던 그녀의 노랫말은 팍팍한 일상을 살아가던 세대에게 순수한 사랑에 대한 신뢰와 따스한 위로를 건네며, 그 시절 청춘들의 낭만적인 공기와 애틋한 추억을 가슴속에 깊이 새겨 넣었습니다.</w:t>
+      </w:r>
+    </w:p>
+    <w:p>
+      <w:pPr>
+        <w:spacing w:line="324" w:lineRule="auto" w:before="200" w:after="80"/>
+      </w:pPr>
+      <w:r>
+        <w:rPr w:rFonts="맑은 고딕">
+          <w:rFonts w:ascii="맑은 고딕" w:hAnsi="맑은 고딕" w:eastAsia="맑은 고딕"/>
+          <w:b/>
+          <w:color w:val="1E3A8A"/>
+          <w:sz w:val="24"/>
+        </w:rPr>
+        <w:t>4. 주요 수록곡 및 감상 제언</w:t>
+      </w:r>
+    </w:p>
+    <w:p>
+      <w:pPr>
+        <w:spacing w:line="324" w:lineRule="auto" w:after="80"/>
+      </w:pPr>
+      <w:r>
+        <w:rPr w:rFonts="맑은 고딕">
+          <w:rFonts w:ascii="맑은 고딕" w:hAnsi="맑은 고딕" w:eastAsia="맑은 고딕"/>
+          <w:b w:val="0"/>
+          <w:color w:val="6B7280"/>
+          <w:sz w:val="21"/>
+        </w:rPr>
+        <w:t xml:space="preserve">· </w:t>
+      </w:r>
+      <w:r>
+        <w:rPr w:rFonts="맑은 고딕">
+          <w:rFonts w:ascii="맑은 고딕" w:hAnsi="맑은 고딕" w:eastAsia="맑은 고딕"/>
+          <w:b/>
+          <w:color w:val="1F2937"/>
+          <w:sz w:val="21"/>
+        </w:rPr>
+        <w:t xml:space="preserve">주요 수록곡 특징: </w:t>
+      </w:r>
+      <w:r>
+        <w:rPr w:rFonts="맑은 고딕">
+          <w:rFonts w:ascii="맑은 고딕" w:hAnsi="맑은 고딕" w:eastAsia="맑은 고딕"/>
+          <w:b w:val="0"/>
+          <w:sz w:val="21"/>
+        </w:rPr>
+        <w:t>웅장한 서막을 열며 터져 나오는 타이틀곡 'You're My World'는 절제된 도입부에서 격정적인 클라이맥스로 이어지는 다이내믹한 전개가 압도적인 전율을 선사합니다. 함께 수록된 서정적인 발라드 트랙들 역시 헬렌 레디 특유의 따스한 숨결과 섬세한 비브라토가 돋보여 한 편의 시를 감상하는 듯한 깊은 서정성을 자아냅니다.</w:t>
+      </w:r>
+    </w:p>
+    <w:p>
+      <w:pPr>
+        <w:spacing w:line="324" w:lineRule="auto" w:after="80"/>
+      </w:pPr>
+      <w:r>
+        <w:rPr w:rFonts="맑은 고딕">
+          <w:rFonts w:ascii="맑은 고딕" w:hAnsi="맑은 고딕" w:eastAsia="맑은 고딕"/>
+          <w:b w:val="0"/>
+          <w:color w:val="6B7280"/>
+          <w:sz w:val="21"/>
+        </w:rPr>
+        <w:t xml:space="preserve">· </w:t>
+      </w:r>
+      <w:r>
+        <w:rPr w:rFonts="맑은 고딕">
+          <w:rFonts w:ascii="맑은 고딕" w:hAnsi="맑은 고딕" w:eastAsia="맑은 고딕"/>
+          <w:b/>
+          <w:color w:val="1F2937"/>
+          <w:sz w:val="21"/>
+        </w:rPr>
+        <w:t xml:space="preserve">빈티지 감상 제언: </w:t>
+      </w:r>
+      <w:r>
+        <w:rPr w:rFonts="맑은 고딕">
+          <w:rFonts w:ascii="맑은 고딕" w:hAnsi="맑은 고딕" w:eastAsia="맑은 고딕"/>
+          <w:b w:val="0"/>
+          <w:sz w:val="21"/>
+        </w:rPr>
+        <w:t>진공관 앰프의 따뜻한 배음과 턴테이블의 바늘이 회전하는 바이닐 소리골을 타고 흐를 때, 이 음반의 관현악 스트링과 보컬 텍스처는 숨 막힐 듯 자연스러운 현장감을 뿜어냅니다. 음의 윤곽이 인위적이지 않고 부드럽게 감싸 안는 아날로그 특유의 공간감을 온전히 느껴보시길 권합니다.</w:t>
+      </w:r>
+    </w:p>
+    <w:p>
+      <w:pPr>
+        <w:spacing w:line="324" w:lineRule="auto" w:after="80"/>
+      </w:pPr>
+      <w:r>
+        <w:rPr w:rFonts="맑은 고딕">
+          <w:rFonts w:ascii="맑은 고딕" w:hAnsi="맑은 고딕" w:eastAsia="맑은 고딕"/>
+          <w:b w:val="0"/>
+          <w:color w:val="6B7280"/>
+          <w:sz w:val="21"/>
+        </w:rPr>
+        <w:t xml:space="preserve">· </w:t>
+      </w:r>
+      <w:r>
+        <w:rPr w:rFonts="맑은 고딕">
+          <w:rFonts w:ascii="맑은 고딕" w:hAnsi="맑은 고딕" w:eastAsia="맑은 고딕"/>
+          <w:b/>
+          <w:color w:val="1F2937"/>
+          <w:sz w:val="21"/>
+        </w:rPr>
+        <w:t xml:space="preserve">소장 가치: </w:t>
+      </w:r>
+      <w:r>
+        <w:rPr w:rFonts="맑은 고딕">
+          <w:rFonts w:ascii="맑은 고딕" w:hAnsi="맑은 고딕" w:eastAsia="맑은 고딕"/>
+          <w:b w:val="0"/>
+          <w:sz w:val="21"/>
+        </w:rPr>
+        <w:t>디지털 음원으로는 결코 재현할 수 없는 1970년대 아날로그 마스터링의 풍윤한 온기와 시대의 클래식한 분위기를 고스란히 간직한 LP로, 정통 팝 보컬을 사랑하는 애호가와 LP 컬렉터라면 반드시 소장해야 할 가치 있는 명반입니다.</w:t>
+      </w:r>
+    </w:p>
+    <w:p>
+      <w:pPr>
+        <w:spacing w:line="324" w:lineRule="auto" w:after="120" w:before="160"/>
+      </w:pPr>
+      <w:r>
+        <w:rPr w:rFonts="맑은 고딕">
+          <w:rFonts w:ascii="맑은 고딕" w:hAnsi="맑은 고딕" w:eastAsia="맑은 고딕"/>
+          <w:b/>
+          <w:color w:val="4338CA"/>
+          <w:sz w:val="21"/>
+        </w:rPr>
+        <w:t>이 음반을 통해 세월이 흘러도 변치 않는 헬렌 레디의 우아한 선율과 진정한 아날로그 사운드가 전해주는 감동을 다시 한번 경험해 보시는 것은 어떨까요?</w:t>
       </w:r>
     </w:p>
     <w:sectPr>
       <w:pgSz w:w="12240" w:h="15840"/>
-      <w:pgMar w:top="1440" w:right="1440" w:bottom="1440" w:left="1440" w:header="720" w:footer="720" w:gutter="0"/>
+      <w:pgMar w:top="1152" w:right="1296" w:bottom="1152" w:left="1296" w:header="720" w:footer="720" w:gutter="0"/>
       <w:cols w:space="720"/>
       <w:docGrid w:linePitch="360"/>
     </w:sectPr>

--- a/word_reports/LP_0168_위치_355_Helen Reddy_You're My Wor.docx
+++ b/word_reports/LP_0168_위치_355_Helen Reddy_You're My Wor.docx
@@ -32,7 +32,7 @@
     </w:p>
     <w:p>
       <w:pPr>
-        <w:spacing w:line="324" w:lineRule="auto" w:before="80" w:after="160"/>
+        <w:spacing w:line="324" w:lineRule="auto" w:before="80" w:after="120"/>
       </w:pPr>
       <w:r>
         <w:rPr w:rFonts="맑은 고딕">
@@ -42,13 +42,6 @@
           <w:sz w:val="22"/>
         </w:rPr>
         <w:t xml:space="preserve">[음반 소개] </w:t>
-      </w:r>
-      <w:r>
-        <w:rPr w:rFonts="맑은 고딕">
-          <w:rFonts w:ascii="맑은 고딕" w:hAnsi="맑은 고딕" w:eastAsia="맑은 고딕"/>
-          <w:b w:val="0"/>
-          <w:sz w:val="21"/>
-        </w:rPr>
       </w:r>
     </w:p>
     <w:p>
@@ -61,7 +54,33 @@
           <w:b w:val="0"/>
           <w:sz w:val="21"/>
         </w:rPr>
-        <w:t>1970년대 팝 음악계의 독보적인 디바 헬렌 레디(Helen Reddy)의 웅장하면서도 섬세한 보컬 미학이 집약된 이 음반은, 이탈리아 칸초네의 드라마틱한 격정과 영미 팝의 세련미가 조우하는 감동의 정점을 선사합니다. 시대의 고단함을 포근하게 어루만지던 그녀의 청아하고도 기품 있는 음색은 유려한 오케스트레이션과 조화를 이루며 리스너의 심연을 따스하게 울립니다. 단순한 대중음악을 넘어 한 시대를 관통했던 낭만과 숭고한 사랑의 서사가 아날로그 그루브 속에 오롯이 새겨져 있는 품격 높은 명작입니다.</w:t>
+        <w:t>1970년대 대중음악계의 거대한 파고 속에서 헬렌 레디(Helen Reddy)라는 이름은 단순한 보컬리스트의 영역을 넘어 한 시대를 상징하는 거대한 아이콘이었습니다. 명료하고도 힘 있는 음색, 한 치의 흔들림 없이 가슴을 파고드는 그녀의 목소리는 여성 해방의 서막을 알린 'I Am Woman'으로 전 세계를 뒤흔든 바 있습니다. 그러나 이 앨범 《You're My World》는 그러한 사회적 선언의 외피를 잠시 내려놓고, 인간의 가장 원초적이고도 숭고한 감정인 '사랑'의 심연을 탐구하는 아티스트의 순수한 예술적 내면을 마주하게 합니다. 웅장한 오케스트레이션과 대중적인 감수성을 절묘하게 조화시킨 이 음반은 70년대 어덜트 컨템포러리 팝이 도달할 수 있었던 서정적 미학의 정점을 보여줍니다.</w:t>
+      </w:r>
+    </w:p>
+    <w:p>
+      <w:pPr>
+        <w:spacing w:line="324" w:lineRule="auto" w:after="120"/>
+      </w:pPr>
+      <w:r>
+        <w:rPr w:rFonts="맑은 고딕">
+          <w:rFonts w:ascii="맑은 고딕" w:hAnsi="맑은 고딕" w:eastAsia="맑은 고딕"/>
+          <w:b w:val="0"/>
+          <w:sz w:val="21"/>
+        </w:rPr>
+        <w:t>본 음반의 백미인 표제곡 'You're My World'는 원래 이탈리아의 작곡가 움베르토 빈디(Umberto Bindi)의 걸작 'Il mio mondo'에 뿌리를 둔 곡으로, 헬렌 레디 특유의 당당하면서도 비장미 넘치는 보컬을 통해 완벽한 팝-심포니로 재탄생했습니다. 거대한 파도가 밀려오듯 점진적으로 고조되는 스트링 사운드와 그 중심에서 압도적인 존재감으로 곡을 이끄는 그녀의 목소리는, 듣는 이로 하여금 거역할 수 없는 낭만적 도취를 경험하게 만듭니다. 그녀는 사랑을 연약한 호소가 아닌, 자신의 세계를 온전히 내어주고 확장하는 주체적이고도 찬란한 헌신으로 격상시켰으며, 이는 당대 팝 음악이 담아내기 어려웠던 기품과 품격을 음악 속에 부여했습니다.</w:t>
+      </w:r>
+    </w:p>
+    <w:p>
+      <w:pPr>
+        <w:spacing w:line="324" w:lineRule="auto" w:after="120"/>
+      </w:pPr>
+      <w:r>
+        <w:rPr w:rFonts="맑은 고딕">
+          <w:rFonts w:ascii="맑은 고딕" w:hAnsi="맑은 고딕" w:eastAsia="맑은 고딕"/>
+          <w:b w:val="0"/>
+          <w:sz w:val="21"/>
+        </w:rPr>
+        <w:t>세월이 흘러 디지털 음원이 범람하는 현대에 이르러서도 이 음반이 여전히 음악 애호가들에게 각별하게 다가오는 이유는, 음반 전체를 감싸고 있는 독보적인 아날로그적 질감과 인간적인 온기 덕분입니다. 화려한 전자음 대신 진솔하게 조율된 어쿠스틱 악기들과 풍성한 브라스, 현악 오케스트라의 숨결은 헬렌 레디의 청아하면서도 단단한 중저음과 맞물려 깊은 위안을 선사합니다. 시대의 유행을 초월하여 영원히 바래지 않는 클래식의 품격을 지닌 이 음반은, 음악이 영혼을 정화하고 삶의 가장 아름다운 순간을 환기할 수 있음을 증명하는 불멸의 예술적 기록입니다.</w:t>
       </w:r>
     </w:p>
     <w:p>
@@ -168,7 +187,7 @@
           <w:b w:val="0"/>
           <w:sz w:val="21"/>
         </w:rPr>
-        <w:t>이탈리아의 명곡 'Il Mio Mondo'를 유려한 영미 팝 발라드로 재해석한 타이틀곡을 위시하여, 헬렌 레디의 완숙한 음악적 기량이 절정에 달했던 1970년대 중후반의 서정적 음악 세계를 집대성한 음반입니다. Capitol Records 특유의 섬세하고 풍성한 프로덕션 아래 성인 오리엔티드 팝(Adult Contemporary)의 정수를 구현해 냈습니다.</w:t>
+        <w:t>1970년대 후반 Capitol Records를 주축으로 발매되어 전 세계 팝 애호가들의 사랑을 받은 앨범으로, 헬렌 레디의 전성기 가창력과 원숙한 음악적 기량이 집대성된 대표적인 명반</w:t>
       </w:r>
     </w:p>
     <w:p>
@@ -199,7 +218,7 @@
           <w:b w:val="0"/>
           <w:sz w:val="21"/>
         </w:rPr>
-        <w:t>타이틀곡 'You're My World'는 빌보드 핫 100 차트 상위권 진입과 더불어 어덜트 컨템포러리 차트 정상을 석권하였으며, 앨범 역시 북미를 비롯해 호주와 유럽 등 글로벌 바이닐 차트에서 롱런 히트를 기록하며 골드 레코드 이상의 빛나는 상업적 성과를 거두었습니다.</w:t>
+        <w:t>동명의 싱글 "You're My World"가 빌보드 핫 100 차트 상위권(18위) 및 어덜트 컨템포러리 차트 최상위권을 휩쓸었으며, 미국과 호주를 비롯한 글로벌 시장에서 골드 레코드 이상의 꾸준한 스테디셀러를 기록</w:t>
       </w:r>
     </w:p>
     <w:p>
@@ -230,7 +249,7 @@
           <w:b w:val="0"/>
           <w:sz w:val="21"/>
         </w:rPr>
-        <w:t>그래미 어워드 최우수 여성 팝 보컬리스트 수상에 빛나는 그녀의 보컬적 위상을 재확인시킨 작품으로, 아메리칸 뮤직 어워드(AMA) 노미네이트 등 당대 유수의 음악 평단과 대중 모두에게 찬사를 받았습니다.</w:t>
+        <w:t>그래미 어워드 최우수 여성 팝 보컬리스트 수상 경력에 빛나는 헬렌 레디의 음악적 권위를 다시 한번 확고히 입증하며 당대 음악 평단의 찬사를 받음</w:t>
       </w:r>
     </w:p>
     <w:p>
@@ -306,7 +325,7 @@
           <w:b w:val="0"/>
           <w:sz w:val="21"/>
         </w:rPr>
-        <w:t>1941년 ~ 2020년</w:t>
+        <w:t>1941년 10월 25일 – 2020년 9월 29일</w:t>
       </w:r>
     </w:p>
     <w:p>
@@ -368,7 +387,7 @@
           <w:b w:val="0"/>
           <w:sz w:val="21"/>
         </w:rPr>
-        <w:t>헬렌 레디는 시대적 송가 'I Am Woman'을 통해 여성의 주체성과 당당함을 노래하며 20세기 대중음악사의 흐름을 바꾼 전설적인 팝 아이콘입니다. 흔들림 없는 단단한 발성과 정교한 감정선, 그리고 청자의 마음을 파고드는 호소력 짙은 음색으로 소프트 록과 이지리스닝 장르를 아우르며 독보적인 음악적 성역을 구축했습니다.</w:t>
+        <w:t>1970년대를 풍미하며 '팝의 여왕'으로 칭송받은 보컬리스트로, 시대정신을 담아낸 주체적인 메시지와 클래시컬한 기품을 겸비한 보컬 스타일을 정립했습니다. 호주 출신으로 미국 팝 시장의 정점에 올라 빌보드 차트 1위를 수차례 기록하는 등 팝 음악사에 불멸의 이정표를 세웠습니다.</w:t>
       </w:r>
     </w:p>
     <w:p>
@@ -413,7 +432,7 @@
           <w:b w:val="0"/>
           <w:sz w:val="21"/>
         </w:rPr>
-        <w:t>본 음반은 1970년대 팝 오케스트레이션과 보컬 음악이 도달할 수 있는 가장 우아한 균형점을 제시합니다. 거대한 스트링 사운드 속에서도 결코 묻히지 않는 보컬의 입체감과 감정의 완급 조절은 여성 보컬 앨범이 지녀야 할 교과서적인 완성도를 보여주며, 시대를 초월한 스탠더드 팝의 고전으로 평가받습니다.</w:t>
+        <w:t>1970년대 팝과 오케스트럴 사운드가 결합한 어덜트 컨템포러리 장르의 결정체로, 유러피언 팝의 낭만성과 아메리칸 팝의 세련된 프로덕션이 결합한 역사적 교량 역할을 하는 명반입니다.</w:t>
       </w:r>
     </w:p>
     <w:p>
@@ -444,7 +463,7 @@
           <w:b w:val="0"/>
           <w:sz w:val="21"/>
         </w:rPr>
-        <w:t>1970년대 후반의 격변과 방황 속에서 청춘들에게 헬렌 레디의 목소리는 한 줄기 온기이자 안식처였습니다. 라디오 다이얼 너머로 울려 퍼지던 그녀의 노랫말은 팍팍한 일상을 살아가던 세대에게 순수한 사랑에 대한 신뢰와 따스한 위로를 건네며, 그 시절 청춘들의 낭만적인 공기와 애틋한 추억을 가슴속에 깊이 새겨 넣었습니다.</w:t>
+        <w:t>격동과 혼란의 70년대 사회상 속에서 청춘들에게 거대한 정서적 안식처가 되어주었으며, LP를 턴테이블에 올리고 숨죽여 음악에 몰입하던 아날로그 시대의 낭만과 온기가 그대로 투영되어 있습니다.</w:t>
       </w:r>
     </w:p>
     <w:p>
@@ -489,7 +508,7 @@
           <w:b w:val="0"/>
           <w:sz w:val="21"/>
         </w:rPr>
-        <w:t>웅장한 서막을 열며 터져 나오는 타이틀곡 'You're My World'는 절제된 도입부에서 격정적인 클라이맥스로 이어지는 다이내믹한 전개가 압도적인 전율을 선사합니다. 함께 수록된 서정적인 발라드 트랙들 역시 헬렌 레디 특유의 따스한 숨결과 섬세한 비브라토가 돋보여 한 편의 시를 감상하는 듯한 깊은 서정성을 자아냅니다.</w:t>
+        <w:t>드라마틱한 구성과 폭발적인 가창력이 돋보이는 타이틀곡 "You're My World"를 비롯하여, 유려한 멜로디와 서정성이 극대화된 팝 발라드 트랙들이 수록되어 있어 헬렌 레디 보컬의 폭넓은 스펙트럼을 유감없이 보여줍니다.</w:t>
       </w:r>
     </w:p>
     <w:p>
@@ -520,7 +539,7 @@
           <w:b w:val="0"/>
           <w:sz w:val="21"/>
         </w:rPr>
-        <w:t>진공관 앰프의 따뜻한 배음과 턴테이블의 바늘이 회전하는 바이닐 소리골을 타고 흐를 때, 이 음반의 관현악 스트링과 보컬 텍스처는 숨 막힐 듯 자연스러운 현장감을 뿜어냅니다. 음의 윤곽이 인위적이지 않고 부드럽게 감싸 안는 아날로그 특유의 공간감을 온전히 느껴보시길 권합니다.</w:t>
+        <w:t>LP 특유의 두터운 중음역대 질감을 음미할 수 있도록 진공관 앰프와 중후한 울림을 지닌 스피커 매칭을 추천하며, 바늘이 소리골을 탈 때 피어오르는 현악 오케스트라의 잔향과 보컬의 숨소리에 귀를 기울여 보시길 권합니다.</w:t>
       </w:r>
     </w:p>
     <w:p>
@@ -551,7 +570,7 @@
           <w:b w:val="0"/>
           <w:sz w:val="21"/>
         </w:rPr>
-        <w:t>디지털 음원으로는 결코 재현할 수 없는 1970년대 아날로그 마스터링의 풍윤한 온기와 시대의 클래식한 분위기를 고스란히 간직한 LP로, 정통 팝 보컬을 사랑하는 애호가와 LP 컬렉터라면 반드시 소장해야 할 가치 있는 명반입니다.</w:t>
+        <w:t>70년대 아날로그 레코딩의 풍부한 다이내믹 레인지와 정교한 마스터링이 살아 숨 쉬는 음반으로, 정통 팝 보컬의 황금기를 실물 바이닐로 간직하고자 하는 클래식/팝 컬렉터에게 대체 불가능한 소장 가치를 지닙니다.</w:t>
       </w:r>
     </w:p>
     <w:p>
@@ -565,7 +584,7 @@
           <w:color w:val="4338CA"/>
           <w:sz w:val="21"/>
         </w:rPr>
-        <w:t>이 음반을 통해 세월이 흘러도 변치 않는 헬렌 레디의 우아한 선율과 진정한 아날로그 사운드가 전해주는 감동을 다시 한번 경험해 보시는 것은 어떨까요?</w:t>
+        <w:t>이 음반을 통해 아날로그의 따스한 온기 속에 깃든 헬렌 레디의 찬란한 목소리가 전해주는 감동을 다시 한번 경험해 보시는 것은 어떨까요?</w:t>
       </w:r>
     </w:p>
     <w:sectPr>
